--- a/templates/bg/common/offer.docx
+++ b/templates/bg/common/offer.docx
@@ -21,7 +21,7 @@
         </w:rPr>
         <w:drawing>
           <wp:inline distT="0" distB="0" distL="0" distR="0">
-            <wp:extent cx="3164098" cy="493819"/>
+            <wp:extent cx="3164098" cy="1259554"/>
             <wp:effectExtent l="0" t="0" r="0" b="1905"/>
             <wp:docPr id="2" name="Рисунок 2"/>
             <wp:cNvGraphicFramePr>
@@ -49,7 +49,7 @@
                   <pic:spPr>
                     <a:xfrm>
                       <a:off x="0" y="0"/>
-                      <a:ext cx="3164098" cy="493819"/>
+                      <a:ext cx="3164098" cy="1259554"/>
                     </a:xfrm>
                     <a:prstGeom prst="rect">
                       <a:avLst/>
@@ -131,7 +131,7 @@
         </w:rPr>
       </w:pPr>
       <w:r>
-        <w:t>г. Казань               «${offer_day}» ${offer_month} ${offer_year}г.</w:t>
+        <w:t>г. Щёлково               «${offer_day}» ${offer_month} ${offer_year}г.</w:t>
       </w:r>
     </w:p>
     <w:p>
@@ -1397,7 +1397,7 @@
                 <w:sz w:val="20"/>
                 <w:szCs w:val="20"/>
               </w:rPr>
-              <w:t>ООО «Камский коммерческий банк»</w:t>
+              <w:t>АКБ «НООСФЕРА» (АО)</w:t>
             </w:r>
           </w:p>
           <w:p>
@@ -1434,7 +1434,7 @@
                 <w:sz w:val="20"/>
                 <w:szCs w:val="20"/>
               </w:rPr>
-              <w:t>47502810100000000002</w:t>
+              <w:t>____________________</w:t>
             </w:r>
           </w:p>
           <w:p>
@@ -1461,7 +1461,7 @@
                 <w:sz w:val="20"/>
                 <w:szCs w:val="20"/>
               </w:rPr>
-              <w:t xml:space="preserve">ИНН 1650025163, КПП 165001001, </w:t>
+              <w:t xml:space="preserve">ИНН 0411006129, КПП 505001001, </w:t>
             </w:r>
           </w:p>
           <w:p>
@@ -1488,7 +1488,7 @@
                 <w:sz w:val="20"/>
                 <w:szCs w:val="20"/>
               </w:rPr>
-              <w:t>ОГРН 1021600000840, БИК 049205525</w:t>
+              <w:t>ОГРН 1020400000059, БИК 044525981</w:t>
             </w:r>
           </w:p>
           <w:p>
@@ -1514,7 +1514,7 @@
                 <w:sz w:val="20"/>
                 <w:szCs w:val="20"/>
               </w:rPr>
-              <w:t>Корр. счёт №30101810522029205525 в Отделении – Национальном банке по Республике Татарстан Волго-Вятского главного управления Центрального банка Российской Федерации.</w:t>
+              <w:t>Корр. счёт №30101810845374525981 в ГУ Банка России по ЦФО.</w:t>
             </w:r>
           </w:p>
         </w:tc>
